--- a/워드/C1_학생용_워크북.docx
+++ b/워드/C1_학생용_워크북.docx
@@ -851,6 +851,139 @@
         </w:rPr>
         <w:t>앱은 ‘누가 무엇을 눌러서 무엇을 보는가’가 정해지면 절반은 끝납니다. 그것부터 적습니다.</w:t>
       </w:r>
+    </w:p>
+    <w:tbl>
+      <w:tblPr>
+        <w:tblW w:type="auto" w:w="0"/>
+        <w:tblLayout w:type="fixed"/>
+        <w:tblLook w:firstColumn="1" w:firstRow="1" w:lastColumn="0" w:lastRow="0" w:noHBand="0" w:noVBand="1" w:val="04A0"/>
+      </w:tblPr>
+      <w:tblGrid>
+        <w:gridCol w:w="9638"/>
+      </w:tblGrid>
+      <w:tr>
+        <w:tc>
+          <w:tcPr>
+            <w:tcW w:type="dxa" w:w="9638"/>
+            <w:shd w:val="clear" w:color="auto" w:fill="FBFCFF"/>
+            <w:tcBorders>
+              <w:top w:val="single" w:sz="8" w:space="0" w:color="C9D6EC"/>
+              <w:left w:val="single" w:sz="8" w:space="0" w:color="C9D6EC"/>
+              <w:bottom w:val="single" w:sz="8" w:space="0" w:color="C9D6EC"/>
+              <w:right w:val="single" w:sz="8" w:space="0" w:color="C9D6EC"/>
+            </w:tcBorders>
+            <w:tcMar>
+              <w:top w:w="140" w:type="dxa"/>
+              <w:left w:w="140" w:type="dxa"/>
+              <w:bottom w:w="140" w:type="dxa"/>
+              <w:right w:w="140" w:type="dxa"/>
+            </w:tcMar>
+          </w:tcPr>
+          <w:p>
+            <w:pPr>
+              <w:spacing w:after="20" w:line="312" w:lineRule="auto"/>
+            </w:pPr>
+            <w:r/>
+            <w:r>
+              <w:rPr>
+                <w:rFonts w:ascii="맑은 고딕" w:hAnsi="맑은 고딕" w:eastAsia="맑은 고딕"/>
+                <w:b/>
+                <w:sz w:val="22"/>
+              </w:rPr>
+              <w:t>이런 걸 만들면 좋습니다</w:t>
+            </w:r>
+          </w:p>
+          <w:p>
+            <w:pPr>
+              <w:spacing w:after="20" w:line="312" w:lineRule="auto"/>
+            </w:pPr>
+            <w:r>
+              <w:rPr>
+                <w:rFonts w:ascii="맑은 고딕" w:hAnsi="맑은 고딕" w:eastAsia="맑은 고딕"/>
+                <w:sz w:val="22"/>
+              </w:rPr>
+              <w:t>· 발표 순서 뽑기 — 이름을 넣고 버튼을 누르면 한 명씩 나온다</w:t>
+            </w:r>
+          </w:p>
+          <w:p>
+            <w:pPr>
+              <w:spacing w:after="20" w:line="312" w:lineRule="auto"/>
+            </w:pPr>
+            <w:r>
+              <w:rPr>
+                <w:rFonts w:ascii="맑은 고딕" w:hAnsi="맑은 고딕" w:eastAsia="맑은 고딕"/>
+                <w:sz w:val="22"/>
+              </w:rPr>
+              <w:t>· 급식 메뉴 투표 — 보기 중 하나를 고르면 결과가 막대로 보인다</w:t>
+            </w:r>
+          </w:p>
+          <w:p>
+            <w:pPr>
+              <w:spacing w:after="20" w:line="312" w:lineRule="auto"/>
+            </w:pPr>
+            <w:r>
+              <w:rPr>
+                <w:rFonts w:ascii="맑은 고딕" w:hAnsi="맑은 고딕" w:eastAsia="맑은 고딕"/>
+                <w:sz w:val="22"/>
+              </w:rPr>
+              <w:t>· 청소 당번 돌리기 — 주마다 한 칸씩 자동으로 밀린다</w:t>
+            </w:r>
+          </w:p>
+          <w:p>
+            <w:pPr>
+              <w:spacing w:after="20" w:line="312" w:lineRule="auto"/>
+            </w:pPr>
+            <w:r>
+              <w:rPr>
+                <w:rFonts w:ascii="맑은 고딕" w:hAnsi="맑은 고딕" w:eastAsia="맑은 고딕"/>
+                <w:sz w:val="22"/>
+              </w:rPr>
+              <w:t>· 수행평가 점수 계산기 — 항목 점수를 넣으면 합계와 등급이 나온다</w:t>
+            </w:r>
+          </w:p>
+          <w:p>
+            <w:pPr>
+              <w:spacing w:after="20" w:line="312" w:lineRule="auto"/>
+            </w:pPr>
+            <w:r>
+              <w:rPr>
+                <w:rFonts w:ascii="맑은 고딕" w:hAnsi="맑은 고딕" w:eastAsia="맑은 고딕"/>
+                <w:sz w:val="22"/>
+              </w:rPr>
+              <w:t>· 동아리 대기표 — 번호를 뽑고 지금 몇 번인지 보여 준다</w:t>
+            </w:r>
+          </w:p>
+          <w:p>
+            <w:pPr>
+              <w:spacing w:after="20" w:line="312" w:lineRule="auto"/>
+            </w:pPr>
+            <w:r>
+              <w:rPr>
+                <w:rFonts w:ascii="맑은 고딕" w:hAnsi="맑은 고딕" w:eastAsia="맑은 고딕"/>
+                <w:sz w:val="22"/>
+              </w:rPr>
+              <w:t>· 시험 D-day — 날짜를 넣으면 남은 날이 계산된다</w:t>
+            </w:r>
+          </w:p>
+          <w:p>
+            <w:pPr>
+              <w:spacing w:after="20" w:line="312" w:lineRule="auto"/>
+            </w:pPr>
+            <w:r>
+              <w:rPr>
+                <w:rFonts w:ascii="맑은 고딕" w:hAnsi="맑은 고딕" w:eastAsia="맑은 고딕"/>
+                <w:sz w:val="22"/>
+              </w:rPr>
+              <w:t>※ 화면 하나로 끝나는 것을 고르세요. 로그인·회원가입은 넣지 않습니다.</w:t>
+            </w:r>
+          </w:p>
+        </w:tc>
+      </w:tr>
+    </w:tbl>
+    <w:p>
+      <w:pPr>
+        <w:spacing w:after="40"/>
+      </w:pPr>
     </w:p>
     <w:tbl>
       <w:tblPr>
@@ -1454,6 +1587,81 @@
         <w:rPr>
           <w:rFonts w:ascii="맑은 고딕" w:hAnsi="맑은 고딕" w:eastAsia="맑은 고딕"/>
           <w:b/>
+          <w:color w:val="B3590A"/>
+          <w:sz w:val="19"/>
+        </w:rPr>
+        <w:t>· 이렇게 나왔다면? — 막혔을 때 보낼 문장</w:t>
+      </w:r>
+    </w:p>
+    <w:tbl>
+      <w:tblPr>
+        <w:tblW w:type="auto" w:w="0"/>
+        <w:tblLayout w:type="fixed"/>
+        <w:tblLook w:firstColumn="1" w:firstRow="1" w:lastColumn="0" w:lastRow="0" w:noHBand="0" w:noVBand="1" w:val="04A0"/>
+      </w:tblPr>
+      <w:tblGrid>
+        <w:gridCol w:w="9638"/>
+      </w:tblGrid>
+      <w:tr>
+        <w:tc>
+          <w:tcPr>
+            <w:tcW w:type="dxa" w:w="9638"/>
+            <w:shd w:val="clear" w:color="auto" w:fill="FFFAF3"/>
+            <w:tcBorders>
+              <w:top w:val="single" w:sz="8" w:space="0" w:color="F2DFC4"/>
+              <w:left w:val="single" w:sz="8" w:space="0" w:color="F2DFC4"/>
+              <w:bottom w:val="single" w:sz="8" w:space="0" w:color="F2DFC4"/>
+              <w:right w:val="single" w:sz="8" w:space="0" w:color="F2DFC4"/>
+            </w:tcBorders>
+            <w:tcMar>
+              <w:top w:w="140" w:type="dxa"/>
+              <w:left w:w="140" w:type="dxa"/>
+              <w:bottom w:w="140" w:type="dxa"/>
+              <w:right w:w="140" w:type="dxa"/>
+            </w:tcMar>
+          </w:tcPr>
+          <w:p>
+            <w:pPr>
+              <w:spacing w:after="20" w:line="312" w:lineRule="auto"/>
+            </w:pPr>
+            <w:r/>
+            <w:r>
+              <w:rPr>
+                <w:rFonts w:ascii="맑은 고딕" w:hAnsi="맑은 고딕" w:eastAsia="맑은 고딕"/>
+                <w:b/>
+                <w:sz w:val="19"/>
+              </w:rPr>
+              <w:t>[막혔을 때] 무엇을 만들지 모르겠다</w:t>
+            </w:r>
+          </w:p>
+          <w:p>
+            <w:pPr>
+              <w:spacing w:after="20" w:line="312" w:lineRule="auto"/>
+            </w:pPr>
+            <w:r>
+              <w:rPr>
+                <w:rFonts w:ascii="맑은 고딕" w:hAnsi="맑은 고딕" w:eastAsia="맑은 고딕"/>
+                <w:sz w:val="19"/>
+              </w:rPr>
+              <w:t>→ 위 목록에서 하나 고르세요. 직접 생각해 낸 것이 아니어도 됩니다. 만들어 보는 것이 목적입니다.</w:t>
+            </w:r>
+          </w:p>
+        </w:tc>
+      </w:tr>
+    </w:tbl>
+    <w:p>
+      <w:pPr>
+        <w:spacing w:after="40"/>
+      </w:pPr>
+    </w:p>
+    <w:p>
+      <w:pPr>
+        <w:spacing w:before="0" w:after="40"/>
+      </w:pPr>
+      <w:r>
+        <w:rPr>
+          <w:rFonts w:ascii="맑은 고딕" w:hAnsi="맑은 고딕" w:eastAsia="맑은 고딕"/>
+          <w:b/>
           <w:color w:val="5B6675"/>
           <w:sz w:val="19"/>
         </w:rPr>
@@ -1500,6 +1708,20 @@
           <w:sz w:val="20"/>
         </w:rPr>
         <w:t>☐  실제로 쓸 일이 있는 것으로 골랐다</w:t>
+      </w:r>
+    </w:p>
+    <w:p>
+      <w:pPr>
+        <w:spacing w:before="0" w:after="20"/>
+        <w:ind w:left="170"/>
+      </w:pPr>
+      <w:r>
+        <w:rPr>
+          <w:rFonts w:ascii="맑은 고딕" w:hAnsi="맑은 고딕" w:eastAsia="맑은 고딕"/>
+          <w:b w:val="0"/>
+          <w:sz w:val="20"/>
+        </w:rPr>
+        <w:t>☐  화면 하나로 끝나는 것을 골랐다</w:t>
       </w:r>
     </w:p>
     <w:p>
@@ -1969,6 +2191,67 @@
         <w:spacing w:after="40"/>
       </w:pPr>
     </w:p>
+    <w:tbl>
+      <w:tblPr>
+        <w:tblW w:type="auto" w:w="0"/>
+        <w:tblLayout w:type="fixed"/>
+        <w:tblLook w:firstColumn="1" w:firstRow="1" w:lastColumn="0" w:lastRow="0" w:noHBand="0" w:noVBand="1" w:val="04A0"/>
+      </w:tblPr>
+      <w:tblGrid>
+        <w:gridCol w:w="9638"/>
+      </w:tblGrid>
+      <w:tr>
+        <w:tc>
+          <w:tcPr>
+            <w:tcW w:type="dxa" w:w="9638"/>
+            <w:shd w:val="clear" w:color="auto" w:fill="FFFAF3"/>
+            <w:tcBorders>
+              <w:top w:val="single" w:sz="8" w:space="0" w:color="F2DFC4"/>
+              <w:left w:val="single" w:sz="8" w:space="0" w:color="F2DFC4"/>
+              <w:bottom w:val="single" w:sz="8" w:space="0" w:color="F2DFC4"/>
+              <w:right w:val="single" w:sz="8" w:space="0" w:color="F2DFC4"/>
+            </w:tcBorders>
+            <w:tcMar>
+              <w:top w:w="140" w:type="dxa"/>
+              <w:left w:w="140" w:type="dxa"/>
+              <w:bottom w:w="140" w:type="dxa"/>
+              <w:right w:w="140" w:type="dxa"/>
+            </w:tcMar>
+          </w:tcPr>
+          <w:p>
+            <w:pPr>
+              <w:spacing w:after="20" w:line="312" w:lineRule="auto"/>
+            </w:pPr>
+            <w:r/>
+            <w:r>
+              <w:rPr>
+                <w:rFonts w:ascii="맑은 고딕" w:hAnsi="맑은 고딕" w:eastAsia="맑은 고딕"/>
+                <w:b/>
+                <w:sz w:val="19"/>
+              </w:rPr>
+              <w:t>[막혔을 때] AI가 너무 길게 답한다</w:t>
+            </w:r>
+          </w:p>
+          <w:p>
+            <w:pPr>
+              <w:spacing w:after="20" w:line="312" w:lineRule="auto"/>
+            </w:pPr>
+            <w:r>
+              <w:rPr>
+                <w:rFonts w:ascii="맑은 고딕" w:hAnsi="맑은 고딕" w:eastAsia="맑은 고딕"/>
+                <w:sz w:val="19"/>
+              </w:rPr>
+              <w:t>→ 짧게 말해 줘. 세 문장 이내로.</w:t>
+            </w:r>
+          </w:p>
+        </w:tc>
+      </w:tr>
+    </w:tbl>
+    <w:p>
+      <w:pPr>
+        <w:spacing w:after="40"/>
+      </w:pPr>
+    </w:p>
     <w:p>
       <w:pPr>
         <w:spacing w:before="80" w:after="40"/>
@@ -2440,6 +2723,67 @@
                 <w:sz w:val="19"/>
               </w:rPr>
               <w:t>→ 고등학생이 답할 수 있는 질문으로 다시 뽑아 줘. 기술 용어는 빼고.</w:t>
+            </w:r>
+          </w:p>
+        </w:tc>
+      </w:tr>
+    </w:tbl>
+    <w:p>
+      <w:pPr>
+        <w:spacing w:after="40"/>
+      </w:pPr>
+    </w:p>
+    <w:tbl>
+      <w:tblPr>
+        <w:tblW w:type="auto" w:w="0"/>
+        <w:tblLayout w:type="fixed"/>
+        <w:tblLook w:firstColumn="1" w:firstRow="1" w:lastColumn="0" w:lastRow="0" w:noHBand="0" w:noVBand="1" w:val="04A0"/>
+      </w:tblPr>
+      <w:tblGrid>
+        <w:gridCol w:w="9638"/>
+      </w:tblGrid>
+      <w:tr>
+        <w:tc>
+          <w:tcPr>
+            <w:tcW w:type="dxa" w:w="9638"/>
+            <w:shd w:val="clear" w:color="auto" w:fill="FFFAF3"/>
+            <w:tcBorders>
+              <w:top w:val="single" w:sz="8" w:space="0" w:color="F2DFC4"/>
+              <w:left w:val="single" w:sz="8" w:space="0" w:color="F2DFC4"/>
+              <w:bottom w:val="single" w:sz="8" w:space="0" w:color="F2DFC4"/>
+              <w:right w:val="single" w:sz="8" w:space="0" w:color="F2DFC4"/>
+            </w:tcBorders>
+            <w:tcMar>
+              <w:top w:w="140" w:type="dxa"/>
+              <w:left w:w="140" w:type="dxa"/>
+              <w:bottom w:w="140" w:type="dxa"/>
+              <w:right w:w="140" w:type="dxa"/>
+            </w:tcMar>
+          </w:tcPr>
+          <w:p>
+            <w:pPr>
+              <w:spacing w:after="20" w:line="312" w:lineRule="auto"/>
+            </w:pPr>
+            <w:r/>
+            <w:r>
+              <w:rPr>
+                <w:rFonts w:ascii="맑은 고딕" w:hAnsi="맑은 고딕" w:eastAsia="맑은 고딕"/>
+                <w:b/>
+                <w:sz w:val="19"/>
+              </w:rPr>
+              <w:t>[막혔을 때] 질문이 5개보다 적다</w:t>
+            </w:r>
+          </w:p>
+          <w:p>
+            <w:pPr>
+              <w:spacing w:after="20" w:line="312" w:lineRule="auto"/>
+            </w:pPr>
+            <w:r>
+              <w:rPr>
+                <w:rFonts w:ascii="맑은 고딕" w:hAnsi="맑은 고딕" w:eastAsia="맑은 고딕"/>
+                <w:sz w:val="19"/>
+              </w:rPr>
+              <w:t>→ 질문이 부족해. 5개를 채워 줘.</w:t>
             </w:r>
           </w:p>
         </w:tc>
@@ -2839,6 +3183,140 @@
         <w:rPr>
           <w:rFonts w:ascii="맑은 고딕" w:hAnsi="맑은 고딕" w:eastAsia="맑은 고딕"/>
           <w:b/>
+          <w:color w:val="5B6675"/>
+          <w:sz w:val="19"/>
+        </w:rPr>
+        <w:t>· 이런 답이 오면 정상입니다</w:t>
+      </w:r>
+    </w:p>
+    <w:tbl>
+      <w:tblPr>
+        <w:tblW w:type="auto" w:w="0"/>
+        <w:tblLayout w:type="fixed"/>
+        <w:tblLook w:firstColumn="1" w:firstRow="1" w:lastColumn="0" w:lastRow="0" w:noHBand="0" w:noVBand="1" w:val="04A0"/>
+      </w:tblPr>
+      <w:tblGrid>
+        <w:gridCol w:w="9638"/>
+      </w:tblGrid>
+      <w:tr>
+        <w:tc>
+          <w:tcPr>
+            <w:tcW w:type="dxa" w:w="9638"/>
+            <w:shd w:val="clear" w:color="auto" w:fill="FAFBFD"/>
+            <w:tcBorders>
+              <w:top w:val="single" w:sz="8" w:space="0" w:color="E2E6EC"/>
+              <w:left w:val="single" w:sz="8" w:space="0" w:color="E2E6EC"/>
+              <w:bottom w:val="single" w:sz="8" w:space="0" w:color="E2E6EC"/>
+              <w:right w:val="single" w:sz="8" w:space="0" w:color="E2E6EC"/>
+            </w:tcBorders>
+            <w:tcMar>
+              <w:top w:w="140" w:type="dxa"/>
+              <w:left w:w="140" w:type="dxa"/>
+              <w:bottom w:w="140" w:type="dxa"/>
+              <w:right w:w="140" w:type="dxa"/>
+            </w:tcMar>
+          </w:tcPr>
+          <w:p>
+            <w:pPr>
+              <w:spacing w:after="20" w:line="312" w:lineRule="auto"/>
+            </w:pPr>
+            <w:r/>
+            <w:r>
+              <w:rPr>
+                <w:rFonts w:ascii="맑은 고딕" w:hAnsi="맑은 고딕" w:eastAsia="맑은 고딕"/>
+                <w:sz w:val="18"/>
+              </w:rPr>
+              <w:t>알겠습니다. 정리하면 이렇습니다.</w:t>
+            </w:r>
+          </w:p>
+          <w:p>
+            <w:pPr>
+              <w:spacing w:after="20" w:line="312" w:lineRule="auto"/>
+            </w:pPr>
+            <w:r>
+              <w:rPr>
+                <w:rFonts w:ascii="맑은 고딕" w:hAnsi="맑은 고딕" w:eastAsia="맑은 고딕"/>
+                <w:sz w:val="18"/>
+              </w:rPr>
+              <w:t>- 이름은 쓸 때마다 입력</w:t>
+            </w:r>
+          </w:p>
+          <w:p>
+            <w:pPr>
+              <w:spacing w:after="20" w:line="312" w:lineRule="auto"/>
+            </w:pPr>
+            <w:r>
+              <w:rPr>
+                <w:rFonts w:ascii="맑은 고딕" w:hAnsi="맑은 고딕" w:eastAsia="맑은 고딕"/>
+                <w:sz w:val="18"/>
+              </w:rPr>
+              <w:t>- 한 번 뽑힌 사람은 다시 뽑지 않음</w:t>
+            </w:r>
+          </w:p>
+          <w:p>
+            <w:pPr>
+              <w:spacing w:after="20" w:line="312" w:lineRule="auto"/>
+            </w:pPr>
+            <w:r>
+              <w:rPr>
+                <w:rFonts w:ascii="맑은 고딕" w:hAnsi="맑은 고딕" w:eastAsia="맑은 고딕"/>
+                <w:sz w:val="18"/>
+              </w:rPr>
+              <w:t>- 저장은 하지 않음 (새로고침하면 초기화)</w:t>
+            </w:r>
+          </w:p>
+          <w:p>
+            <w:pPr>
+              <w:spacing w:after="20" w:line="312" w:lineRule="auto"/>
+            </w:pPr>
+            <w:r>
+              <w:rPr>
+                <w:rFonts w:ascii="맑은 고딕" w:hAnsi="맑은 고딕" w:eastAsia="맑은 고딕"/>
+                <w:sz w:val="18"/>
+              </w:rPr>
+              <w:t>- 휴대전화에서도 눌러야 함</w:t>
+            </w:r>
+          </w:p>
+          <w:p>
+            <w:pPr>
+              <w:spacing w:after="20" w:line="312" w:lineRule="auto"/>
+            </w:pPr>
+            <w:r>
+              <w:rPr>
+                <w:rFonts w:ascii="맑은 고딕" w:hAnsi="맑은 고딕" w:eastAsia="맑은 고딕"/>
+                <w:sz w:val="18"/>
+              </w:rPr>
+              <w:t>- 되돌리기는 넣지 않음</w:t>
+            </w:r>
+          </w:p>
+          <w:p>
+            <w:pPr>
+              <w:spacing w:after="20" w:line="312" w:lineRule="auto"/>
+            </w:pPr>
+            <w:r>
+              <w:rPr>
+                <w:rFonts w:ascii="맑은 고딕" w:hAnsi="맑은 고딕" w:eastAsia="맑은 고딕"/>
+                <w:sz w:val="18"/>
+              </w:rPr>
+              <w:t>이 조건으로 진행하겠습니다.</w:t>
+            </w:r>
+          </w:p>
+        </w:tc>
+      </w:tr>
+    </w:tbl>
+    <w:p>
+      <w:pPr>
+        <w:spacing w:after="40"/>
+      </w:pPr>
+    </w:p>
+    <w:p>
+      <w:pPr>
+        <w:spacing w:before="0" w:after="40"/>
+      </w:pPr>
+      <w:r>
+        <w:rPr>
+          <w:rFonts w:ascii="맑은 고딕" w:hAnsi="맑은 고딕" w:eastAsia="맑은 고딕"/>
+          <w:b/>
           <w:color w:val="B3590A"/>
           <w:sz w:val="19"/>
         </w:rPr>
@@ -3089,6 +3567,20 @@
           <w:sz w:val="20"/>
         </w:rPr>
         <w:t>☐  기능을 늘리지 않았다</w:t>
+      </w:r>
+    </w:p>
+    <w:p>
+      <w:pPr>
+        <w:spacing w:before="0" w:after="20"/>
+        <w:ind w:left="170"/>
+      </w:pPr>
+      <w:r>
+        <w:rPr>
+          <w:rFonts w:ascii="맑은 고딕" w:hAnsi="맑은 고딕" w:eastAsia="맑은 고딕"/>
+          <w:b w:val="0"/>
+          <w:sz w:val="20"/>
+        </w:rPr>
+        <w:t>☐  AI가 정리한 조건이 내 생각과 같은지 확인했다</w:t>
       </w:r>
     </w:p>
     <w:p>
@@ -3383,6 +3875,140 @@
         <w:rPr>
           <w:rFonts w:ascii="맑은 고딕" w:hAnsi="맑은 고딕" w:eastAsia="맑은 고딕"/>
           <w:b/>
+          <w:color w:val="5B6675"/>
+          <w:sz w:val="19"/>
+        </w:rPr>
+        <w:t>· 이런 답이 오면 정상입니다</w:t>
+      </w:r>
+    </w:p>
+    <w:tbl>
+      <w:tblPr>
+        <w:tblW w:type="auto" w:w="0"/>
+        <w:tblLayout w:type="fixed"/>
+        <w:tblLook w:firstColumn="1" w:firstRow="1" w:lastColumn="0" w:lastRow="0" w:noHBand="0" w:noVBand="1" w:val="04A0"/>
+      </w:tblPr>
+      <w:tblGrid>
+        <w:gridCol w:w="9638"/>
+      </w:tblGrid>
+      <w:tr>
+        <w:tc>
+          <w:tcPr>
+            <w:tcW w:type="dxa" w:w="9638"/>
+            <w:shd w:val="clear" w:color="auto" w:fill="FAFBFD"/>
+            <w:tcBorders>
+              <w:top w:val="single" w:sz="8" w:space="0" w:color="E2E6EC"/>
+              <w:left w:val="single" w:sz="8" w:space="0" w:color="E2E6EC"/>
+              <w:bottom w:val="single" w:sz="8" w:space="0" w:color="E2E6EC"/>
+              <w:right w:val="single" w:sz="8" w:space="0" w:color="E2E6EC"/>
+            </w:tcBorders>
+            <w:tcMar>
+              <w:top w:w="140" w:type="dxa"/>
+              <w:left w:w="140" w:type="dxa"/>
+              <w:bottom w:w="140" w:type="dxa"/>
+              <w:right w:w="140" w:type="dxa"/>
+            </w:tcMar>
+          </w:tcPr>
+          <w:p>
+            <w:pPr>
+              <w:spacing w:after="20" w:line="312" w:lineRule="auto"/>
+            </w:pPr>
+            <w:r/>
+            <w:r>
+              <w:rPr>
+                <w:rFonts w:ascii="맑은 고딕" w:hAnsi="맑은 고딕" w:eastAsia="맑은 고딕"/>
+                <w:sz w:val="18"/>
+              </w:rPr>
+              <w:t>1. 화면 위에 이름 입력칸과 [추가] 버튼을 보여 준다</w:t>
+            </w:r>
+          </w:p>
+          <w:p>
+            <w:pPr>
+              <w:spacing w:after="20" w:line="312" w:lineRule="auto"/>
+            </w:pPr>
+            <w:r>
+              <w:rPr>
+                <w:rFonts w:ascii="맑은 고딕" w:hAnsi="맑은 고딕" w:eastAsia="맑은 고딕"/>
+                <w:sz w:val="18"/>
+              </w:rPr>
+              <w:t>2. [추가]를 누르면 아래 목록에 이름이 한 줄씩 쌓인다</w:t>
+            </w:r>
+          </w:p>
+          <w:p>
+            <w:pPr>
+              <w:spacing w:after="20" w:line="312" w:lineRule="auto"/>
+            </w:pPr>
+            <w:r>
+              <w:rPr>
+                <w:rFonts w:ascii="맑은 고딕" w:hAnsi="맑은 고딕" w:eastAsia="맑은 고딕"/>
+                <w:sz w:val="18"/>
+              </w:rPr>
+              <w:t>3. 이름을 넣지 않고 [추가]를 누르면 ‘이름을 먼저 넣어 주세요’라고 알려 준다</w:t>
+            </w:r>
+          </w:p>
+          <w:p>
+            <w:pPr>
+              <w:spacing w:after="20" w:line="312" w:lineRule="auto"/>
+            </w:pPr>
+            <w:r>
+              <w:rPr>
+                <w:rFonts w:ascii="맑은 고딕" w:hAnsi="맑은 고딕" w:eastAsia="맑은 고딕"/>
+                <w:sz w:val="18"/>
+              </w:rPr>
+              <w:t>4. [뽑기]를 누르면 목록에서 한 명을 무작위로 고른다</w:t>
+            </w:r>
+          </w:p>
+          <w:p>
+            <w:pPr>
+              <w:spacing w:after="20" w:line="312" w:lineRule="auto"/>
+            </w:pPr>
+            <w:r>
+              <w:rPr>
+                <w:rFonts w:ascii="맑은 고딕" w:hAnsi="맑은 고딕" w:eastAsia="맑은 고딕"/>
+                <w:sz w:val="18"/>
+              </w:rPr>
+              <w:t>5. 뽑힌 사람을 화면 가운데에 크게 보여 준다</w:t>
+            </w:r>
+          </w:p>
+          <w:p>
+            <w:pPr>
+              <w:spacing w:after="20" w:line="312" w:lineRule="auto"/>
+            </w:pPr>
+            <w:r>
+              <w:rPr>
+                <w:rFonts w:ascii="맑은 고딕" w:hAnsi="맑은 고딕" w:eastAsia="맑은 고딕"/>
+                <w:sz w:val="18"/>
+              </w:rPr>
+              <w:t>6. 뽑힌 사람은 목록에서 지운다</w:t>
+            </w:r>
+          </w:p>
+          <w:p>
+            <w:pPr>
+              <w:spacing w:after="20" w:line="312" w:lineRule="auto"/>
+            </w:pPr>
+            <w:r>
+              <w:rPr>
+                <w:rFonts w:ascii="맑은 고딕" w:hAnsi="맑은 고딕" w:eastAsia="맑은 고딕"/>
+                <w:sz w:val="18"/>
+              </w:rPr>
+              <w:t>7. 목록이 비어 있으면 ‘다 뽑았습니다’라고 알려 준다</w:t>
+            </w:r>
+          </w:p>
+        </w:tc>
+      </w:tr>
+    </w:tbl>
+    <w:p>
+      <w:pPr>
+        <w:spacing w:after="40"/>
+      </w:pPr>
+    </w:p>
+    <w:p>
+      <w:pPr>
+        <w:spacing w:before="0" w:after="40"/>
+      </w:pPr>
+      <w:r>
+        <w:rPr>
+          <w:rFonts w:ascii="맑은 고딕" w:hAnsi="맑은 고딕" w:eastAsia="맑은 고딕"/>
+          <w:b/>
           <w:color w:val="B3590A"/>
           <w:sz w:val="19"/>
         </w:rPr>
@@ -3511,6 +4137,67 @@
         <w:spacing w:after="40"/>
       </w:pPr>
     </w:p>
+    <w:tbl>
+      <w:tblPr>
+        <w:tblW w:type="auto" w:w="0"/>
+        <w:tblLayout w:type="fixed"/>
+        <w:tblLook w:firstColumn="1" w:firstRow="1" w:lastColumn="0" w:lastRow="0" w:noHBand="0" w:noVBand="1" w:val="04A0"/>
+      </w:tblPr>
+      <w:tblGrid>
+        <w:gridCol w:w="9638"/>
+      </w:tblGrid>
+      <w:tr>
+        <w:tc>
+          <w:tcPr>
+            <w:tcW w:type="dxa" w:w="9638"/>
+            <w:shd w:val="clear" w:color="auto" w:fill="FFFAF3"/>
+            <w:tcBorders>
+              <w:top w:val="single" w:sz="8" w:space="0" w:color="F2DFC4"/>
+              <w:left w:val="single" w:sz="8" w:space="0" w:color="F2DFC4"/>
+              <w:bottom w:val="single" w:sz="8" w:space="0" w:color="F2DFC4"/>
+              <w:right w:val="single" w:sz="8" w:space="0" w:color="F2DFC4"/>
+            </w:tcBorders>
+            <w:tcMar>
+              <w:top w:w="140" w:type="dxa"/>
+              <w:left w:w="140" w:type="dxa"/>
+              <w:bottom w:w="140" w:type="dxa"/>
+              <w:right w:w="140" w:type="dxa"/>
+            </w:tcMar>
+          </w:tcPr>
+          <w:p>
+            <w:pPr>
+              <w:spacing w:after="20" w:line="312" w:lineRule="auto"/>
+            </w:pPr>
+            <w:r/>
+            <w:r>
+              <w:rPr>
+                <w:rFonts w:ascii="맑은 고딕" w:hAnsi="맑은 고딕" w:eastAsia="맑은 고딕"/>
+                <w:b/>
+                <w:sz w:val="19"/>
+              </w:rPr>
+              <w:t>[막혔을 때] 순서에 기술 용어가 섞였다</w:t>
+            </w:r>
+          </w:p>
+          <w:p>
+            <w:pPr>
+              <w:spacing w:after="20" w:line="312" w:lineRule="auto"/>
+            </w:pPr>
+            <w:r>
+              <w:rPr>
+                <w:rFonts w:ascii="맑은 고딕" w:hAnsi="맑은 고딕" w:eastAsia="맑은 고딕"/>
+                <w:sz w:val="19"/>
+              </w:rPr>
+              <w:t>→ 기술 용어를 빼고 다시 써 줘. 컴퓨터를 모르는 사람이 읽어도 알 수 있게.</w:t>
+            </w:r>
+          </w:p>
+        </w:tc>
+      </w:tr>
+    </w:tbl>
+    <w:p>
+      <w:pPr>
+        <w:spacing w:after="40"/>
+      </w:pPr>
+    </w:p>
     <w:p>
       <w:pPr>
         <w:spacing w:before="80" w:after="40"/>
@@ -3662,6 +4349,20 @@
           <w:sz w:val="20"/>
         </w:rPr>
         <w:t>☐  ‘비어 있을 때’ 같은 경우가 들어 있다</w:t>
+      </w:r>
+    </w:p>
+    <w:p>
+      <w:pPr>
+        <w:spacing w:before="0" w:after="20"/>
+        <w:ind w:left="170"/>
+      </w:pPr>
+      <w:r>
+        <w:rPr>
+          <w:rFonts w:ascii="맑은 고딕" w:hAnsi="맑은 고딕" w:eastAsia="맑은 고딕"/>
+          <w:b w:val="0"/>
+          <w:sz w:val="20"/>
+        </w:rPr>
+        <w:t>☐  이 순서를 친구에게 설명할 수 있다</w:t>
       </w:r>
     </w:p>
     <w:p>
@@ -3909,6 +4610,140 @@
         <w:rPr>
           <w:rFonts w:ascii="맑은 고딕" w:hAnsi="맑은 고딕" w:eastAsia="맑은 고딕"/>
           <w:b/>
+          <w:color w:val="5B6675"/>
+          <w:sz w:val="19"/>
+        </w:rPr>
+        <w:t>· 이런 답이 오면 정상입니다</w:t>
+      </w:r>
+    </w:p>
+    <w:tbl>
+      <w:tblPr>
+        <w:tblW w:type="auto" w:w="0"/>
+        <w:tblLayout w:type="fixed"/>
+        <w:tblLook w:firstColumn="1" w:firstRow="1" w:lastColumn="0" w:lastRow="0" w:noHBand="0" w:noVBand="1" w:val="04A0"/>
+      </w:tblPr>
+      <w:tblGrid>
+        <w:gridCol w:w="9638"/>
+      </w:tblGrid>
+      <w:tr>
+        <w:tc>
+          <w:tcPr>
+            <w:tcW w:type="dxa" w:w="9638"/>
+            <w:shd w:val="clear" w:color="auto" w:fill="FAFBFD"/>
+            <w:tcBorders>
+              <w:top w:val="single" w:sz="8" w:space="0" w:color="E2E6EC"/>
+              <w:left w:val="single" w:sz="8" w:space="0" w:color="E2E6EC"/>
+              <w:bottom w:val="single" w:sz="8" w:space="0" w:color="E2E6EC"/>
+              <w:right w:val="single" w:sz="8" w:space="0" w:color="E2E6EC"/>
+            </w:tcBorders>
+            <w:tcMar>
+              <w:top w:w="140" w:type="dxa"/>
+              <w:left w:w="140" w:type="dxa"/>
+              <w:bottom w:w="140" w:type="dxa"/>
+              <w:right w:w="140" w:type="dxa"/>
+            </w:tcMar>
+          </w:tcPr>
+          <w:p>
+            <w:pPr>
+              <w:spacing w:after="20" w:line="312" w:lineRule="auto"/>
+            </w:pPr>
+            <w:r/>
+            <w:r>
+              <w:rPr>
+                <w:rFonts w:ascii="맑은 고딕" w:hAnsi="맑은 고딕" w:eastAsia="맑은 고딕"/>
+                <w:sz w:val="18"/>
+              </w:rPr>
+              <w:t>고친 순서입니다.</w:t>
+            </w:r>
+          </w:p>
+          <w:p>
+            <w:pPr>
+              <w:spacing w:after="20" w:line="312" w:lineRule="auto"/>
+            </w:pPr>
+            <w:r>
+              <w:rPr>
+                <w:rFonts w:ascii="맑은 고딕" w:hAnsi="맑은 고딕" w:eastAsia="맑은 고딕"/>
+                <w:sz w:val="18"/>
+              </w:rPr>
+              <w:t>1. 이름 입력칸과 [추가] 버튼을 보여 준다</w:t>
+            </w:r>
+          </w:p>
+          <w:p>
+            <w:pPr>
+              <w:spacing w:after="20" w:line="312" w:lineRule="auto"/>
+            </w:pPr>
+            <w:r>
+              <w:rPr>
+                <w:rFonts w:ascii="맑은 고딕" w:hAnsi="맑은 고딕" w:eastAsia="맑은 고딕"/>
+                <w:sz w:val="18"/>
+              </w:rPr>
+              <w:t>2. [추가]를 누르면 목록에 쌓는다. 비어 있으면 안내 문구를 띄운다</w:t>
+            </w:r>
+          </w:p>
+          <w:p>
+            <w:pPr>
+              <w:spacing w:after="20" w:line="312" w:lineRule="auto"/>
+            </w:pPr>
+            <w:r>
+              <w:rPr>
+                <w:rFonts w:ascii="맑은 고딕" w:hAnsi="맑은 고딕" w:eastAsia="맑은 고딕"/>
+                <w:sz w:val="18"/>
+              </w:rPr>
+              <w:t>3. [뽑기]를 누르면 한 명을 무작위로 고른다</w:t>
+            </w:r>
+          </w:p>
+          <w:p>
+            <w:pPr>
+              <w:spacing w:after="20" w:line="312" w:lineRule="auto"/>
+            </w:pPr>
+            <w:r>
+              <w:rPr>
+                <w:rFonts w:ascii="맑은 고딕" w:hAnsi="맑은 고딕" w:eastAsia="맑은 고딕"/>
+                <w:sz w:val="18"/>
+              </w:rPr>
+              <w:t>4. 뽑힌 사람을 크게 보여 주고 목록에서 지운다</w:t>
+            </w:r>
+          </w:p>
+          <w:p>
+            <w:pPr>
+              <w:spacing w:after="20" w:line="312" w:lineRule="auto"/>
+            </w:pPr>
+            <w:r>
+              <w:rPr>
+                <w:rFonts w:ascii="맑은 고딕" w:hAnsi="맑은 고딕" w:eastAsia="맑은 고딕"/>
+                <w:sz w:val="18"/>
+              </w:rPr>
+              <w:t>5. 목록이 비면 ‘다 뽑았습니다’라고 알려 준다</w:t>
+            </w:r>
+          </w:p>
+          <w:p>
+            <w:pPr>
+              <w:spacing w:after="20" w:line="312" w:lineRule="auto"/>
+            </w:pPr>
+            <w:r>
+              <w:rPr>
+                <w:rFonts w:ascii="맑은 고딕" w:hAnsi="맑은 고딕" w:eastAsia="맑은 고딕"/>
+                <w:sz w:val="18"/>
+              </w:rPr>
+              <w:t>(6단계 이내로 줄였고, 비어 있을 때 처리를 2번에 넣었습니다.)</w:t>
+            </w:r>
+          </w:p>
+        </w:tc>
+      </w:tr>
+    </w:tbl>
+    <w:p>
+      <w:pPr>
+        <w:spacing w:after="40"/>
+      </w:pPr>
+    </w:p>
+    <w:p>
+      <w:pPr>
+        <w:spacing w:before="0" w:after="40"/>
+      </w:pPr>
+      <w:r>
+        <w:rPr>
+          <w:rFonts w:ascii="맑은 고딕" w:hAnsi="맑은 고딕" w:eastAsia="맑은 고딕"/>
+          <w:b/>
           <w:color w:val="B3590A"/>
           <w:sz w:val="19"/>
         </w:rPr>
@@ -3976,6 +4811,67 @@
         <w:spacing w:after="40"/>
       </w:pPr>
     </w:p>
+    <w:tbl>
+      <w:tblPr>
+        <w:tblW w:type="auto" w:w="0"/>
+        <w:tblLayout w:type="fixed"/>
+        <w:tblLook w:firstColumn="1" w:firstRow="1" w:lastColumn="0" w:lastRow="0" w:noHBand="0" w:noVBand="1" w:val="04A0"/>
+      </w:tblPr>
+      <w:tblGrid>
+        <w:gridCol w:w="9638"/>
+      </w:tblGrid>
+      <w:tr>
+        <w:tc>
+          <w:tcPr>
+            <w:tcW w:type="dxa" w:w="9638"/>
+            <w:shd w:val="clear" w:color="auto" w:fill="FFFAF3"/>
+            <w:tcBorders>
+              <w:top w:val="single" w:sz="8" w:space="0" w:color="F2DFC4"/>
+              <w:left w:val="single" w:sz="8" w:space="0" w:color="F2DFC4"/>
+              <w:bottom w:val="single" w:sz="8" w:space="0" w:color="F2DFC4"/>
+              <w:right w:val="single" w:sz="8" w:space="0" w:color="F2DFC4"/>
+            </w:tcBorders>
+            <w:tcMar>
+              <w:top w:w="140" w:type="dxa"/>
+              <w:left w:w="140" w:type="dxa"/>
+              <w:bottom w:w="140" w:type="dxa"/>
+              <w:right w:w="140" w:type="dxa"/>
+            </w:tcMar>
+          </w:tcPr>
+          <w:p>
+            <w:pPr>
+              <w:spacing w:after="20" w:line="312" w:lineRule="auto"/>
+            </w:pPr>
+            <w:r/>
+            <w:r>
+              <w:rPr>
+                <w:rFonts w:ascii="맑은 고딕" w:hAnsi="맑은 고딕" w:eastAsia="맑은 고딕"/>
+                <w:b/>
+                <w:sz w:val="19"/>
+              </w:rPr>
+              <w:t>[막혔을 때] 줄였더니 꼭 필요한 게 빠졌다</w:t>
+            </w:r>
+          </w:p>
+          <w:p>
+            <w:pPr>
+              <w:spacing w:after="20" w:line="312" w:lineRule="auto"/>
+            </w:pPr>
+            <w:r>
+              <w:rPr>
+                <w:rFonts w:ascii="맑은 고딕" w:hAnsi="맑은 고딕" w:eastAsia="맑은 고딕"/>
+                <w:sz w:val="19"/>
+              </w:rPr>
+              <w:t>→ 방금 뺀 것 중에 [무엇]은 다시 넣어 줘. 나머지는 그대로.</w:t>
+            </w:r>
+          </w:p>
+        </w:tc>
+      </w:tr>
+    </w:tbl>
+    <w:p>
+      <w:pPr>
+        <w:spacing w:after="40"/>
+      </w:pPr>
+    </w:p>
     <w:p>
       <w:pPr>
         <w:spacing w:before="80" w:after="40"/>
@@ -4194,7 +5090,7 @@
           <w:color w:val="1F53C4"/>
           <w:sz w:val="21"/>
         </w:rPr>
-        <w:t>▶ AI에게 이렇게 보내세요</w:t>
+        <w:t>▶ AI에게 이렇게 보내세요   (반드시 한 번에 하나씩)</w:t>
       </w:r>
     </w:p>
     <w:tbl>
@@ -4235,7 +5131,7 @@
                 <w:b/>
                 <w:sz w:val="20"/>
               </w:rPr>
-              <w:t>이렇게 보내세요</w:t>
+              <w:t>① 이렇게 보내세요</w:t>
             </w:r>
           </w:p>
           <w:p>
@@ -4341,6 +5237,103 @@
         <w:spacing w:after="40"/>
       </w:pPr>
     </w:p>
+    <w:tbl>
+      <w:tblPr>
+        <w:tblW w:type="auto" w:w="0"/>
+        <w:tblLayout w:type="fixed"/>
+        <w:tblLook w:firstColumn="1" w:firstRow="1" w:lastColumn="0" w:lastRow="0" w:noHBand="0" w:noVBand="1" w:val="04A0"/>
+      </w:tblPr>
+      <w:tblGrid>
+        <w:gridCol w:w="9638"/>
+      </w:tblGrid>
+      <w:tr>
+        <w:tc>
+          <w:tcPr>
+            <w:tcW w:type="dxa" w:w="9638"/>
+            <w:shd w:val="clear" w:color="auto" w:fill="F8FBFF"/>
+            <w:tcBorders>
+              <w:top w:val="single" w:sz="8" w:space="0" w:color="D7E2F5"/>
+              <w:left w:val="single" w:sz="8" w:space="0" w:color="D7E2F5"/>
+              <w:bottom w:val="single" w:sz="8" w:space="0" w:color="D7E2F5"/>
+              <w:right w:val="single" w:sz="8" w:space="0" w:color="D7E2F5"/>
+            </w:tcBorders>
+            <w:tcMar>
+              <w:top w:w="140" w:type="dxa"/>
+              <w:left w:w="140" w:type="dxa"/>
+              <w:bottom w:w="140" w:type="dxa"/>
+              <w:right w:w="140" w:type="dxa"/>
+            </w:tcMar>
+          </w:tcPr>
+          <w:p>
+            <w:pPr>
+              <w:spacing w:after="20" w:line="312" w:lineRule="auto"/>
+            </w:pPr>
+            <w:r/>
+            <w:r>
+              <w:rPr>
+                <w:rFonts w:ascii="맑은 고딕" w:hAnsi="맑은 고딕" w:eastAsia="맑은 고딕"/>
+                <w:b/>
+                <w:sz w:val="20"/>
+              </w:rPr>
+              <w:t>② 실행이 안 될 때 — 최소 버전부터</w:t>
+            </w:r>
+          </w:p>
+          <w:p>
+            <w:pPr>
+              <w:spacing w:after="20" w:line="312" w:lineRule="auto"/>
+            </w:pPr>
+            <w:r>
+              <w:rPr>
+                <w:rFonts w:ascii="맑은 고딕" w:hAnsi="맑은 고딕" w:eastAsia="맑은 고딕"/>
+                <w:sz w:val="20"/>
+              </w:rPr>
+              <w:t>지금 코드가 실행되지 않아. 기능을 최소한으로 줄인 가장 단순한 버전을 먼저 만들어 줘.</w:t>
+            </w:r>
+          </w:p>
+          <w:p>
+            <w:pPr>
+              <w:spacing w:after="20" w:line="312" w:lineRule="auto"/>
+            </w:pPr>
+            <w:r>
+              <w:rPr>
+                <w:rFonts w:ascii="맑은 고딕" w:hAnsi="맑은 고딕" w:eastAsia="맑은 고딕"/>
+                <w:sz w:val="20"/>
+              </w:rPr>
+              <w:t>- 버튼 하나와 결과 한 줄만 되게.</w:t>
+            </w:r>
+          </w:p>
+          <w:p>
+            <w:pPr>
+              <w:spacing w:after="20" w:line="312" w:lineRule="auto"/>
+            </w:pPr>
+            <w:r>
+              <w:rPr>
+                <w:rFonts w:ascii="맑은 고딕" w:hAnsi="맑은 고딕" w:eastAsia="맑은 고딕"/>
+                <w:sz w:val="20"/>
+              </w:rPr>
+              <w:t>- 그것이 되는지 확인한 다음에 하나씩 붙일 거야.</w:t>
+            </w:r>
+          </w:p>
+          <w:p>
+            <w:pPr>
+              <w:spacing w:after="20" w:line="312" w:lineRule="auto"/>
+            </w:pPr>
+            <w:r>
+              <w:rPr>
+                <w:rFonts w:ascii="맑은 고딕" w:hAnsi="맑은 고딕" w:eastAsia="맑은 고딕"/>
+                <w:sz w:val="20"/>
+              </w:rPr>
+              <w:t>- 설명은 두 줄 이내로.</w:t>
+            </w:r>
+          </w:p>
+        </w:tc>
+      </w:tr>
+    </w:tbl>
+    <w:p>
+      <w:pPr>
+        <w:spacing w:after="40"/>
+      </w:pPr>
+    </w:p>
     <w:p>
       <w:pPr>
         <w:spacing w:before="0" w:after="40"/>
@@ -4911,6 +5904,20 @@
       </w:r>
     </w:p>
     <w:p>
+      <w:pPr>
+        <w:spacing w:before="0" w:after="20"/>
+        <w:ind w:left="170"/>
+      </w:pPr>
+      <w:r>
+        <w:rPr>
+          <w:rFonts w:ascii="맑은 고딕" w:hAnsi="맑은 고딕" w:eastAsia="맑은 고딕"/>
+          <w:b w:val="0"/>
+          <w:sz w:val="20"/>
+        </w:rPr>
+        <w:t>☐  아무것도 넣지 않고 눌러 봤다</w:t>
+      </w:r>
+    </w:p>
+    <w:p>
       <w:r>
         <w:br w:type="page"/>
       </w:r>
@@ -4949,6 +5956,115 @@
         </w:rPr>
         <w:t>"이상해요"는 최악의 요청입니다. 무엇이 어떻게 이상한지 말해야 고쳐집니다. 한 번에 하나씩.</w:t>
       </w:r>
+    </w:p>
+    <w:tbl>
+      <w:tblPr>
+        <w:tblW w:type="auto" w:w="0"/>
+        <w:tblLayout w:type="fixed"/>
+        <w:tblLook w:firstColumn="1" w:firstRow="1" w:lastColumn="0" w:lastRow="0" w:noHBand="0" w:noVBand="1" w:val="04A0"/>
+      </w:tblPr>
+      <w:tblGrid>
+        <w:gridCol w:w="9638"/>
+      </w:tblGrid>
+      <w:tr>
+        <w:tc>
+          <w:tcPr>
+            <w:tcW w:type="dxa" w:w="9638"/>
+            <w:shd w:val="clear" w:color="auto" w:fill="FBFCFF"/>
+            <w:tcBorders>
+              <w:top w:val="single" w:sz="8" w:space="0" w:color="C9D6EC"/>
+              <w:left w:val="single" w:sz="8" w:space="0" w:color="C9D6EC"/>
+              <w:bottom w:val="single" w:sz="8" w:space="0" w:color="C9D6EC"/>
+              <w:right w:val="single" w:sz="8" w:space="0" w:color="C9D6EC"/>
+            </w:tcBorders>
+            <w:tcMar>
+              <w:top w:w="140" w:type="dxa"/>
+              <w:left w:w="140" w:type="dxa"/>
+              <w:bottom w:w="140" w:type="dxa"/>
+              <w:right w:w="140" w:type="dxa"/>
+            </w:tcMar>
+          </w:tcPr>
+          <w:p>
+            <w:pPr>
+              <w:spacing w:after="20" w:line="312" w:lineRule="auto"/>
+            </w:pPr>
+            <w:r/>
+            <w:r>
+              <w:rPr>
+                <w:rFonts w:ascii="맑은 고딕" w:hAnsi="맑은 고딕" w:eastAsia="맑은 고딕"/>
+                <w:b/>
+                <w:sz w:val="22"/>
+              </w:rPr>
+              <w:t>고쳐 달라고 말하는 세 칸</w:t>
+            </w:r>
+          </w:p>
+          <w:p>
+            <w:pPr>
+              <w:spacing w:after="20" w:line="312" w:lineRule="auto"/>
+            </w:pPr>
+            <w:r>
+              <w:rPr>
+                <w:rFonts w:ascii="맑은 고딕" w:hAnsi="맑은 고딕" w:eastAsia="맑은 고딕"/>
+                <w:sz w:val="22"/>
+              </w:rPr>
+              <w:t>① 무엇을 눌렀는데 — “[뽑기] 버튼을 눌렀는데”</w:t>
+            </w:r>
+          </w:p>
+          <w:p>
+            <w:pPr>
+              <w:spacing w:after="20" w:line="312" w:lineRule="auto"/>
+            </w:pPr>
+            <w:r>
+              <w:rPr>
+                <w:rFonts w:ascii="맑은 고딕" w:hAnsi="맑은 고딕" w:eastAsia="맑은 고딕"/>
+                <w:sz w:val="22"/>
+              </w:rPr>
+              <w:t>② 무엇이 일어나야 하는데 — “이름이 한 명 뽑혀야 하는데”</w:t>
+            </w:r>
+          </w:p>
+          <w:p>
+            <w:pPr>
+              <w:spacing w:after="20" w:line="312" w:lineRule="auto"/>
+            </w:pPr>
+            <w:r>
+              <w:rPr>
+                <w:rFonts w:ascii="맑은 고딕" w:hAnsi="맑은 고딕" w:eastAsia="맑은 고딕"/>
+                <w:sz w:val="22"/>
+              </w:rPr>
+              <w:t>③ 무엇이 일어났다 — “아무 일도 일어나지 않았다”</w:t>
+            </w:r>
+          </w:p>
+          <w:p>
+            <w:pPr>
+              <w:spacing w:after="20" w:line="312" w:lineRule="auto"/>
+            </w:pPr>
+            <w:r>
+              <w:rPr>
+                <w:rFonts w:ascii="맑은 고딕" w:hAnsi="맑은 고딕" w:eastAsia="맑은 고딕"/>
+                <w:sz w:val="22"/>
+              </w:rPr>
+              <w:t>※ 이 세 칸이면 대부분 한 번에 고쳐집니다.</w:t>
+            </w:r>
+          </w:p>
+          <w:p>
+            <w:pPr>
+              <w:spacing w:after="20" w:line="312" w:lineRule="auto"/>
+            </w:pPr>
+            <w:r>
+              <w:rPr>
+                <w:rFonts w:ascii="맑은 고딕" w:hAnsi="맑은 고딕" w:eastAsia="맑은 고딕"/>
+                <w:sz w:val="22"/>
+              </w:rPr>
+              <w:t>※ “이상해요”, “안 예뻐요”는 고쳐지지 않습니다.</w:t>
+            </w:r>
+          </w:p>
+        </w:tc>
+      </w:tr>
+    </w:tbl>
+    <w:p>
+      <w:pPr>
+        <w:spacing w:after="40"/>
+      </w:pPr>
     </w:p>
     <w:p>
       <w:pPr>
@@ -5155,6 +6271,92 @@
         <w:rPr>
           <w:rFonts w:ascii="맑은 고딕" w:hAnsi="맑은 고딕" w:eastAsia="맑은 고딕"/>
           <w:b/>
+          <w:color w:val="5B6675"/>
+          <w:sz w:val="19"/>
+        </w:rPr>
+        <w:t>· 이런 답이 오면 정상입니다</w:t>
+      </w:r>
+    </w:p>
+    <w:tbl>
+      <w:tblPr>
+        <w:tblW w:type="auto" w:w="0"/>
+        <w:tblLayout w:type="fixed"/>
+        <w:tblLook w:firstColumn="1" w:firstRow="1" w:lastColumn="0" w:lastRow="0" w:noHBand="0" w:noVBand="1" w:val="04A0"/>
+      </w:tblPr>
+      <w:tblGrid>
+        <w:gridCol w:w="9638"/>
+      </w:tblGrid>
+      <w:tr>
+        <w:tc>
+          <w:tcPr>
+            <w:tcW w:type="dxa" w:w="9638"/>
+            <w:shd w:val="clear" w:color="auto" w:fill="FAFBFD"/>
+            <w:tcBorders>
+              <w:top w:val="single" w:sz="8" w:space="0" w:color="E2E6EC"/>
+              <w:left w:val="single" w:sz="8" w:space="0" w:color="E2E6EC"/>
+              <w:bottom w:val="single" w:sz="8" w:space="0" w:color="E2E6EC"/>
+              <w:right w:val="single" w:sz="8" w:space="0" w:color="E2E6EC"/>
+            </w:tcBorders>
+            <w:tcMar>
+              <w:top w:w="140" w:type="dxa"/>
+              <w:left w:w="140" w:type="dxa"/>
+              <w:bottom w:w="140" w:type="dxa"/>
+              <w:right w:w="140" w:type="dxa"/>
+            </w:tcMar>
+          </w:tcPr>
+          <w:p>
+            <w:pPr>
+              <w:spacing w:after="20" w:line="312" w:lineRule="auto"/>
+            </w:pPr>
+            <w:r/>
+            <w:r>
+              <w:rPr>
+                <w:rFonts w:ascii="맑은 고딕" w:hAnsi="맑은 고딕" w:eastAsia="맑은 고딕"/>
+                <w:sz w:val="18"/>
+              </w:rPr>
+              <w:t>버튼 크기를 키우고 손가락으로 누르기 쉽게 여백을 넣었습니다.</w:t>
+            </w:r>
+          </w:p>
+          <w:p>
+            <w:pPr>
+              <w:spacing w:after="20" w:line="312" w:lineRule="auto"/>
+            </w:pPr>
+            <w:r>
+              <w:rPr>
+                <w:rFonts w:ascii="맑은 고딕" w:hAnsi="맑은 고딕" w:eastAsia="맑은 고딕"/>
+                <w:sz w:val="18"/>
+              </w:rPr>
+              <w:t>기능은 바꾸지 않았습니다.</w:t>
+            </w:r>
+          </w:p>
+          <w:p>
+            <w:pPr>
+              <w:spacing w:after="20" w:line="312" w:lineRule="auto"/>
+            </w:pPr>
+            <w:r>
+              <w:rPr>
+                <w:rFonts w:ascii="맑은 고딕" w:hAnsi="맑은 고딕" w:eastAsia="맑은 고딕"/>
+                <w:sz w:val="18"/>
+              </w:rPr>
+              <w:t>(고친 코드가 이어서 나옵니다)</w:t>
+            </w:r>
+          </w:p>
+        </w:tc>
+      </w:tr>
+    </w:tbl>
+    <w:p>
+      <w:pPr>
+        <w:spacing w:after="40"/>
+      </w:pPr>
+    </w:p>
+    <w:p>
+      <w:pPr>
+        <w:spacing w:before="0" w:after="40"/>
+      </w:pPr>
+      <w:r>
+        <w:rPr>
+          <w:rFonts w:ascii="맑은 고딕" w:hAnsi="맑은 고딕" w:eastAsia="맑은 고딕"/>
+          <w:b/>
           <w:color w:val="B3590A"/>
           <w:sz w:val="19"/>
         </w:rPr>
@@ -5612,6 +6814,67 @@
         <w:spacing w:after="40"/>
       </w:pPr>
     </w:p>
+    <w:tbl>
+      <w:tblPr>
+        <w:tblW w:type="auto" w:w="0"/>
+        <w:tblLayout w:type="fixed"/>
+        <w:tblLook w:firstColumn="1" w:firstRow="1" w:lastColumn="0" w:lastRow="0" w:noHBand="0" w:noVBand="1" w:val="04A0"/>
+      </w:tblPr>
+      <w:tblGrid>
+        <w:gridCol w:w="9638"/>
+      </w:tblGrid>
+      <w:tr>
+        <w:tc>
+          <w:tcPr>
+            <w:tcW w:type="dxa" w:w="9638"/>
+            <w:shd w:val="clear" w:color="auto" w:fill="F8FBFF"/>
+            <w:tcBorders>
+              <w:top w:val="single" w:sz="8" w:space="0" w:color="D7E2F5"/>
+              <w:left w:val="single" w:sz="8" w:space="0" w:color="D7E2F5"/>
+              <w:bottom w:val="single" w:sz="8" w:space="0" w:color="D7E2F5"/>
+              <w:right w:val="single" w:sz="8" w:space="0" w:color="D7E2F5"/>
+            </w:tcBorders>
+            <w:tcMar>
+              <w:top w:w="140" w:type="dxa"/>
+              <w:left w:w="140" w:type="dxa"/>
+              <w:bottom w:w="140" w:type="dxa"/>
+              <w:right w:w="140" w:type="dxa"/>
+            </w:tcMar>
+          </w:tcPr>
+          <w:p>
+            <w:pPr>
+              <w:spacing w:after="20" w:line="312" w:lineRule="auto"/>
+            </w:pPr>
+            <w:r/>
+            <w:r>
+              <w:rPr>
+                <w:rFonts w:ascii="맑은 고딕" w:hAnsi="맑은 고딕" w:eastAsia="맑은 고딕"/>
+                <w:b/>
+                <w:sz w:val="20"/>
+              </w:rPr>
+              <w:t>③ 되돌리기</w:t>
+            </w:r>
+          </w:p>
+          <w:p>
+            <w:pPr>
+              <w:spacing w:after="20" w:line="312" w:lineRule="auto"/>
+            </w:pPr>
+            <w:r>
+              <w:rPr>
+                <w:rFonts w:ascii="맑은 고딕" w:hAnsi="맑은 고딕" w:eastAsia="맑은 고딕"/>
+                <w:sz w:val="20"/>
+              </w:rPr>
+              <w:t>방금 고친 것 중에서 [무엇]만 원래대로 되돌려 주세요. 나머지는 지금 상태 그대로 두세요.</w:t>
+            </w:r>
+          </w:p>
+        </w:tc>
+      </w:tr>
+    </w:tbl>
+    <w:p>
+      <w:pPr>
+        <w:spacing w:after="40"/>
+      </w:pPr>
+    </w:p>
     <w:p>
       <w:pPr>
         <w:spacing w:before="0" w:after="40"/>
@@ -5748,6 +7011,67 @@
         <w:spacing w:after="40"/>
       </w:pPr>
     </w:p>
+    <w:tbl>
+      <w:tblPr>
+        <w:tblW w:type="auto" w:w="0"/>
+        <w:tblLayout w:type="fixed"/>
+        <w:tblLook w:firstColumn="1" w:firstRow="1" w:lastColumn="0" w:lastRow="0" w:noHBand="0" w:noVBand="1" w:val="04A0"/>
+      </w:tblPr>
+      <w:tblGrid>
+        <w:gridCol w:w="9638"/>
+      </w:tblGrid>
+      <w:tr>
+        <w:tc>
+          <w:tcPr>
+            <w:tcW w:type="dxa" w:w="9638"/>
+            <w:shd w:val="clear" w:color="auto" w:fill="FFFAF3"/>
+            <w:tcBorders>
+              <w:top w:val="single" w:sz="8" w:space="0" w:color="F2DFC4"/>
+              <w:left w:val="single" w:sz="8" w:space="0" w:color="F2DFC4"/>
+              <w:bottom w:val="single" w:sz="8" w:space="0" w:color="F2DFC4"/>
+              <w:right w:val="single" w:sz="8" w:space="0" w:color="F2DFC4"/>
+            </w:tcBorders>
+            <w:tcMar>
+              <w:top w:w="140" w:type="dxa"/>
+              <w:left w:w="140" w:type="dxa"/>
+              <w:bottom w:w="140" w:type="dxa"/>
+              <w:right w:w="140" w:type="dxa"/>
+            </w:tcMar>
+          </w:tcPr>
+          <w:p>
+            <w:pPr>
+              <w:spacing w:after="20" w:line="312" w:lineRule="auto"/>
+            </w:pPr>
+            <w:r/>
+            <w:r>
+              <w:rPr>
+                <w:rFonts w:ascii="맑은 고딕" w:hAnsi="맑은 고딕" w:eastAsia="맑은 고딕"/>
+                <w:b/>
+                <w:sz w:val="19"/>
+              </w:rPr>
+              <w:t>[막혔을 때] 어느 부분을 고쳐야 할지 모르겠다</w:t>
+            </w:r>
+          </w:p>
+          <w:p>
+            <w:pPr>
+              <w:spacing w:after="20" w:line="312" w:lineRule="auto"/>
+            </w:pPr>
+            <w:r>
+              <w:rPr>
+                <w:rFonts w:ascii="맑은 고딕" w:hAnsi="맑은 고딕" w:eastAsia="맑은 고딕"/>
+                <w:sz w:val="19"/>
+              </w:rPr>
+              <w:t>→ 짝이 멈칫한 곳부터 고치세요. 내가 불편한 곳보다 그쪽이 먼저입니다.</w:t>
+            </w:r>
+          </w:p>
+        </w:tc>
+      </w:tr>
+    </w:tbl>
+    <w:p>
+      <w:pPr>
+        <w:spacing w:after="40"/>
+      </w:pPr>
+    </w:p>
     <w:p>
       <w:pPr>
         <w:spacing w:before="80" w:after="40"/>
@@ -5888,6 +7212,20 @@
       </w:r>
     </w:p>
     <w:p>
+      <w:pPr>
+        <w:spacing w:before="0" w:after="20"/>
+        <w:ind w:left="170"/>
+      </w:pPr>
+      <w:r>
+        <w:rPr>
+          <w:rFonts w:ascii="맑은 고딕" w:hAnsi="맑은 고딕" w:eastAsia="맑은 고딕"/>
+          <w:b w:val="0"/>
+          <w:sz w:val="20"/>
+        </w:rPr>
+        <w:t>☐  고친 뒤 다시 실행해 봤다</w:t>
+      </w:r>
+    </w:p>
+    <w:p>
       <w:r>
         <w:br w:type="page"/>
       </w:r>
@@ -5926,6 +7264,115 @@
         </w:rPr>
         <w:t>★ 실무에서 가장 많이 쓰는 기술입니다. 오류가 났을 때 ‘안 돼요’가 아니라 화면에 뜬 글자를 그대로 옮기면 대부분 해결됩니다.</w:t>
       </w:r>
+    </w:p>
+    <w:tbl>
+      <w:tblPr>
+        <w:tblW w:type="auto" w:w="0"/>
+        <w:tblLayout w:type="fixed"/>
+        <w:tblLook w:firstColumn="1" w:firstRow="1" w:lastColumn="0" w:lastRow="0" w:noHBand="0" w:noVBand="1" w:val="04A0"/>
+      </w:tblPr>
+      <w:tblGrid>
+        <w:gridCol w:w="9638"/>
+      </w:tblGrid>
+      <w:tr>
+        <w:tc>
+          <w:tcPr>
+            <w:tcW w:type="dxa" w:w="9638"/>
+            <w:shd w:val="clear" w:color="auto" w:fill="FBFCFF"/>
+            <w:tcBorders>
+              <w:top w:val="single" w:sz="8" w:space="0" w:color="C9D6EC"/>
+              <w:left w:val="single" w:sz="8" w:space="0" w:color="C9D6EC"/>
+              <w:bottom w:val="single" w:sz="8" w:space="0" w:color="C9D6EC"/>
+              <w:right w:val="single" w:sz="8" w:space="0" w:color="C9D6EC"/>
+            </w:tcBorders>
+            <w:tcMar>
+              <w:top w:w="140" w:type="dxa"/>
+              <w:left w:w="140" w:type="dxa"/>
+              <w:bottom w:w="140" w:type="dxa"/>
+              <w:right w:w="140" w:type="dxa"/>
+            </w:tcMar>
+          </w:tcPr>
+          <w:p>
+            <w:pPr>
+              <w:spacing w:after="20" w:line="312" w:lineRule="auto"/>
+            </w:pPr>
+            <w:r/>
+            <w:r>
+              <w:rPr>
+                <w:rFonts w:ascii="맑은 고딕" w:hAnsi="맑은 고딕" w:eastAsia="맑은 고딕"/>
+                <w:b/>
+                <w:sz w:val="22"/>
+              </w:rPr>
+              <w:t>오류 메시지는 어디에 뜨나</w:t>
+            </w:r>
+          </w:p>
+          <w:p>
+            <w:pPr>
+              <w:spacing w:after="20" w:line="312" w:lineRule="auto"/>
+            </w:pPr>
+            <w:r>
+              <w:rPr>
+                <w:rFonts w:ascii="맑은 고딕" w:hAnsi="맑은 고딕" w:eastAsia="맑은 고딕"/>
+                <w:sz w:val="22"/>
+              </w:rPr>
+              <w:t>① 화면에 빨간 글씨나 경고창이 뜨면 그것이 오류 메시지입니다</w:t>
+            </w:r>
+          </w:p>
+          <w:p>
+            <w:pPr>
+              <w:spacing w:after="20" w:line="312" w:lineRule="auto"/>
+            </w:pPr>
+            <w:r>
+              <w:rPr>
+                <w:rFonts w:ascii="맑은 고딕" w:hAnsi="맑은 고딕" w:eastAsia="맑은 고딕"/>
+                <w:sz w:val="22"/>
+              </w:rPr>
+              <w:t>② 만든 화면이 아무것도 없이 하얗게 비어 있어도 오류입니다</w:t>
+            </w:r>
+          </w:p>
+          <w:p>
+            <w:pPr>
+              <w:spacing w:after="20" w:line="312" w:lineRule="auto"/>
+            </w:pPr>
+            <w:r>
+              <w:rPr>
+                <w:rFonts w:ascii="맑은 고딕" w:hAnsi="맑은 고딕" w:eastAsia="맑은 고딕"/>
+                <w:sz w:val="22"/>
+              </w:rPr>
+              <w:t>③ 도구에 [콘솔]이나 [로그] 칸이 있으면 거기에 영어로 적혀 있습니다</w:t>
+            </w:r>
+          </w:p>
+          <w:p>
+            <w:pPr>
+              <w:spacing w:after="20" w:line="312" w:lineRule="auto"/>
+            </w:pPr>
+            <w:r>
+              <w:rPr>
+                <w:rFonts w:ascii="맑은 고딕" w:hAnsi="맑은 고딕" w:eastAsia="맑은 고딕"/>
+                <w:sz w:val="22"/>
+              </w:rPr>
+              <w:t>④ 영어라도 그대로 옮기면 됩니다. 해석하지 않아도 됩니다</w:t>
+            </w:r>
+          </w:p>
+          <w:p>
+            <w:pPr>
+              <w:spacing w:after="20" w:line="312" w:lineRule="auto"/>
+            </w:pPr>
+            <w:r>
+              <w:rPr>
+                <w:rFonts w:ascii="맑은 고딕" w:hAnsi="맑은 고딕" w:eastAsia="맑은 고딕"/>
+                <w:sz w:val="22"/>
+              </w:rPr>
+              <w:t>※ 아무 메시지도 없으면 아래 ②번 문장을 쓰세요.</w:t>
+            </w:r>
+          </w:p>
+        </w:tc>
+      </w:tr>
+    </w:tbl>
+    <w:p>
+      <w:pPr>
+        <w:spacing w:after="40"/>
+      </w:pPr>
     </w:p>
     <w:p>
       <w:pPr>
@@ -6181,6 +7628,177 @@
         <w:spacing w:after="40"/>
       </w:pPr>
     </w:p>
+    <w:tbl>
+      <w:tblPr>
+        <w:tblW w:type="auto" w:w="0"/>
+        <w:tblLayout w:type="fixed"/>
+        <w:tblLook w:firstColumn="1" w:firstRow="1" w:lastColumn="0" w:lastRow="0" w:noHBand="0" w:noVBand="1" w:val="04A0"/>
+      </w:tblPr>
+      <w:tblGrid>
+        <w:gridCol w:w="9638"/>
+      </w:tblGrid>
+      <w:tr>
+        <w:tc>
+          <w:tcPr>
+            <w:tcW w:type="dxa" w:w="9638"/>
+            <w:shd w:val="clear" w:color="auto" w:fill="F8FBFF"/>
+            <w:tcBorders>
+              <w:top w:val="single" w:sz="8" w:space="0" w:color="D7E2F5"/>
+              <w:left w:val="single" w:sz="8" w:space="0" w:color="D7E2F5"/>
+              <w:bottom w:val="single" w:sz="8" w:space="0" w:color="D7E2F5"/>
+              <w:right w:val="single" w:sz="8" w:space="0" w:color="D7E2F5"/>
+            </w:tcBorders>
+            <w:tcMar>
+              <w:top w:w="140" w:type="dxa"/>
+              <w:left w:w="140" w:type="dxa"/>
+              <w:bottom w:w="140" w:type="dxa"/>
+              <w:right w:w="140" w:type="dxa"/>
+            </w:tcMar>
+          </w:tcPr>
+          <w:p>
+            <w:pPr>
+              <w:spacing w:after="20" w:line="312" w:lineRule="auto"/>
+            </w:pPr>
+            <w:r/>
+            <w:r>
+              <w:rPr>
+                <w:rFonts w:ascii="맑은 고딕" w:hAnsi="맑은 고딕" w:eastAsia="맑은 고딕"/>
+                <w:b/>
+                <w:sz w:val="20"/>
+              </w:rPr>
+              <w:t>③ 고친 뒤 확인할 것</w:t>
+            </w:r>
+          </w:p>
+          <w:p>
+            <w:pPr>
+              <w:spacing w:after="20" w:line="312" w:lineRule="auto"/>
+            </w:pPr>
+            <w:r>
+              <w:rPr>
+                <w:rFonts w:ascii="맑은 고딕" w:hAnsi="맑은 고딕" w:eastAsia="맑은 고딕"/>
+                <w:sz w:val="20"/>
+              </w:rPr>
+              <w:t>고쳤다고 했는데, 내가 눌러 보면서 확인해야 할 것 3가지를 알려 줘.</w:t>
+            </w:r>
+          </w:p>
+          <w:p>
+            <w:pPr>
+              <w:spacing w:after="20" w:line="312" w:lineRule="auto"/>
+            </w:pPr>
+            <w:r>
+              <w:rPr>
+                <w:rFonts w:ascii="맑은 고딕" w:hAnsi="맑은 고딕" w:eastAsia="맑은 고딕"/>
+                <w:sz w:val="20"/>
+              </w:rPr>
+              <w:t>- 무엇을 누르면 무엇이 나와야 하는지 한 줄씩.</w:t>
+            </w:r>
+          </w:p>
+          <w:p>
+            <w:pPr>
+              <w:spacing w:after="20" w:line="312" w:lineRule="auto"/>
+            </w:pPr>
+            <w:r>
+              <w:rPr>
+                <w:rFonts w:ascii="맑은 고딕" w:hAnsi="맑은 고딕" w:eastAsia="맑은 고딕"/>
+                <w:sz w:val="20"/>
+              </w:rPr>
+              <w:t>- 코드는 다시 보내지 마.</w:t>
+            </w:r>
+          </w:p>
+        </w:tc>
+      </w:tr>
+    </w:tbl>
+    <w:p>
+      <w:pPr>
+        <w:spacing w:after="40"/>
+      </w:pPr>
+    </w:p>
+    <w:p>
+      <w:pPr>
+        <w:spacing w:before="0" w:after="40"/>
+      </w:pPr>
+      <w:r>
+        <w:rPr>
+          <w:rFonts w:ascii="맑은 고딕" w:hAnsi="맑은 고딕" w:eastAsia="맑은 고딕"/>
+          <w:b/>
+          <w:color w:val="5B6675"/>
+          <w:sz w:val="19"/>
+        </w:rPr>
+        <w:t>· 이런 답이 오면 정상입니다</w:t>
+      </w:r>
+    </w:p>
+    <w:tbl>
+      <w:tblPr>
+        <w:tblW w:type="auto" w:w="0"/>
+        <w:tblLayout w:type="fixed"/>
+        <w:tblLook w:firstColumn="1" w:firstRow="1" w:lastColumn="0" w:lastRow="0" w:noHBand="0" w:noVBand="1" w:val="04A0"/>
+      </w:tblPr>
+      <w:tblGrid>
+        <w:gridCol w:w="9638"/>
+      </w:tblGrid>
+      <w:tr>
+        <w:tc>
+          <w:tcPr>
+            <w:tcW w:type="dxa" w:w="9638"/>
+            <w:shd w:val="clear" w:color="auto" w:fill="FAFBFD"/>
+            <w:tcBorders>
+              <w:top w:val="single" w:sz="8" w:space="0" w:color="E2E6EC"/>
+              <w:left w:val="single" w:sz="8" w:space="0" w:color="E2E6EC"/>
+              <w:bottom w:val="single" w:sz="8" w:space="0" w:color="E2E6EC"/>
+              <w:right w:val="single" w:sz="8" w:space="0" w:color="E2E6EC"/>
+            </w:tcBorders>
+            <w:tcMar>
+              <w:top w:w="140" w:type="dxa"/>
+              <w:left w:w="140" w:type="dxa"/>
+              <w:bottom w:w="140" w:type="dxa"/>
+              <w:right w:w="140" w:type="dxa"/>
+            </w:tcMar>
+          </w:tcPr>
+          <w:p>
+            <w:pPr>
+              <w:spacing w:after="20" w:line="312" w:lineRule="auto"/>
+            </w:pPr>
+            <w:r/>
+            <w:r>
+              <w:rPr>
+                <w:rFonts w:ascii="맑은 고딕" w:hAnsi="맑은 고딕" w:eastAsia="맑은 고딕"/>
+                <w:sz w:val="18"/>
+              </w:rPr>
+              <w:t>이 오류는 ‘이름 목록이 비어 있는데 그 안에서 하나를 꺼내려고 해서’ 나는 것입니다.</w:t>
+            </w:r>
+          </w:p>
+          <w:p>
+            <w:pPr>
+              <w:spacing w:after="20" w:line="312" w:lineRule="auto"/>
+            </w:pPr>
+            <w:r>
+              <w:rPr>
+                <w:rFonts w:ascii="맑은 고딕" w:hAnsi="맑은 고딕" w:eastAsia="맑은 고딕"/>
+                <w:sz w:val="18"/>
+              </w:rPr>
+              <w:t>목록이 비어 있을 때는 뽑기를 멈추고 안내 문구를 띄우도록 고쳤습니다.</w:t>
+            </w:r>
+          </w:p>
+          <w:p>
+            <w:pPr>
+              <w:spacing w:after="20" w:line="312" w:lineRule="auto"/>
+            </w:pPr>
+            <w:r>
+              <w:rPr>
+                <w:rFonts w:ascii="맑은 고딕" w:hAnsi="맑은 고딕" w:eastAsia="맑은 고딕"/>
+                <w:sz w:val="18"/>
+              </w:rPr>
+              <w:t>(고친 코드가 이어서 나옵니다)</w:t>
+            </w:r>
+          </w:p>
+        </w:tc>
+      </w:tr>
+    </w:tbl>
+    <w:p>
+      <w:pPr>
+        <w:spacing w:after="40"/>
+      </w:pPr>
+    </w:p>
     <w:p>
       <w:pPr>
         <w:spacing w:before="0" w:after="40"/>
@@ -6584,6 +8202,115 @@
         <w:t>★ 만든 사람은 늘 잘 씁니다. 처음 보는 사람이 눌러 봐야 진짜가 드러납니다.</w:t>
       </w:r>
     </w:p>
+    <w:tbl>
+      <w:tblPr>
+        <w:tblW w:type="auto" w:w="0"/>
+        <w:tblLayout w:type="fixed"/>
+        <w:tblLook w:firstColumn="1" w:firstRow="1" w:lastColumn="0" w:lastRow="0" w:noHBand="0" w:noVBand="1" w:val="04A0"/>
+      </w:tblPr>
+      <w:tblGrid>
+        <w:gridCol w:w="9638"/>
+      </w:tblGrid>
+      <w:tr>
+        <w:tc>
+          <w:tcPr>
+            <w:tcW w:type="dxa" w:w="9638"/>
+            <w:shd w:val="clear" w:color="auto" w:fill="FBFCFF"/>
+            <w:tcBorders>
+              <w:top w:val="single" w:sz="8" w:space="0" w:color="C9D6EC"/>
+              <w:left w:val="single" w:sz="8" w:space="0" w:color="C9D6EC"/>
+              <w:bottom w:val="single" w:sz="8" w:space="0" w:color="C9D6EC"/>
+              <w:right w:val="single" w:sz="8" w:space="0" w:color="C9D6EC"/>
+            </w:tcBorders>
+            <w:tcMar>
+              <w:top w:w="140" w:type="dxa"/>
+              <w:left w:w="140" w:type="dxa"/>
+              <w:bottom w:w="140" w:type="dxa"/>
+              <w:right w:w="140" w:type="dxa"/>
+            </w:tcMar>
+          </w:tcPr>
+          <w:p>
+            <w:pPr>
+              <w:spacing w:after="20" w:line="312" w:lineRule="auto"/>
+            </w:pPr>
+            <w:r/>
+            <w:r>
+              <w:rPr>
+                <w:rFonts w:ascii="맑은 고딕" w:hAnsi="맑은 고딕" w:eastAsia="맑은 고딕"/>
+                <w:b/>
+                <w:sz w:val="22"/>
+              </w:rPr>
+              <w:t>짝에게 넘기기 전 규칙</w:t>
+            </w:r>
+          </w:p>
+          <w:p>
+            <w:pPr>
+              <w:spacing w:after="20" w:line="312" w:lineRule="auto"/>
+            </w:pPr>
+            <w:r>
+              <w:rPr>
+                <w:rFonts w:ascii="맑은 고딕" w:hAnsi="맑은 고딕" w:eastAsia="맑은 고딕"/>
+                <w:sz w:val="22"/>
+              </w:rPr>
+              <w:t>① 만든 사람은 “이거 써 봐” 한마디만 합니다</w:t>
+            </w:r>
+          </w:p>
+          <w:p>
+            <w:pPr>
+              <w:spacing w:after="20" w:line="312" w:lineRule="auto"/>
+            </w:pPr>
+            <w:r>
+              <w:rPr>
+                <w:rFonts w:ascii="맑은 고딕" w:hAnsi="맑은 고딕" w:eastAsia="맑은 고딕"/>
+                <w:sz w:val="22"/>
+              </w:rPr>
+              <w:t>② 짝이 물어봐도 1분 동안은 대답하지 않습니다</w:t>
+            </w:r>
+          </w:p>
+          <w:p>
+            <w:pPr>
+              <w:spacing w:after="20" w:line="312" w:lineRule="auto"/>
+            </w:pPr>
+            <w:r>
+              <w:rPr>
+                <w:rFonts w:ascii="맑은 고딕" w:hAnsi="맑은 고딕" w:eastAsia="맑은 고딕"/>
+                <w:sz w:val="22"/>
+              </w:rPr>
+              <w:t>③ 짝이 무엇을 먼저 눌렀는지 그대로 적습니다</w:t>
+            </w:r>
+          </w:p>
+          <w:p>
+            <w:pPr>
+              <w:spacing w:after="20" w:line="312" w:lineRule="auto"/>
+            </w:pPr>
+            <w:r>
+              <w:rPr>
+                <w:rFonts w:ascii="맑은 고딕" w:hAnsi="맑은 고딕" w:eastAsia="맑은 고딕"/>
+                <w:sz w:val="22"/>
+              </w:rPr>
+              <w:t>④ 짝이 손을 멈춘 곳에 표시합니다</w:t>
+            </w:r>
+          </w:p>
+          <w:p>
+            <w:pPr>
+              <w:spacing w:after="20" w:line="312" w:lineRule="auto"/>
+            </w:pPr>
+            <w:r>
+              <w:rPr>
+                <w:rFonts w:ascii="맑은 고딕" w:hAnsi="맑은 고딕" w:eastAsia="맑은 고딕"/>
+                <w:sz w:val="22"/>
+              </w:rPr>
+              <w:t>※ 설명하고 싶어지는 그 지점이 고쳐야 할 곳입니다.</w:t>
+            </w:r>
+          </w:p>
+        </w:tc>
+      </w:tr>
+    </w:tbl>
+    <w:p>
+      <w:pPr>
+        <w:spacing w:after="40"/>
+      </w:pPr>
+    </w:p>
     <w:p>
       <w:pPr>
         <w:spacing w:before="80" w:after="60"/>
@@ -6595,7 +8322,7 @@
           <w:color w:val="1F53C4"/>
           <w:sz w:val="21"/>
         </w:rPr>
-        <w:t>▶ 이렇게 하세요</w:t>
+        <w:t>▶ 이렇게 하세요   (반드시 한 번에 하나씩)</w:t>
       </w:r>
     </w:p>
     <w:tbl>
@@ -6636,7 +8363,7 @@
                 <w:b/>
                 <w:sz w:val="20"/>
               </w:rPr>
-              <w:t>짝에게 시켜 보기 (AI 없이 — 설명하지 마세요)</w:t>
+              <w:t>① 짝에게 시켜 보기 (AI 없이 — 설명하지 마세요)</w:t>
             </w:r>
           </w:p>
           <w:p>
@@ -6753,6 +8480,186 @@
         <w:spacing w:after="40"/>
       </w:pPr>
     </w:p>
+    <w:tbl>
+      <w:tblPr>
+        <w:tblW w:type="auto" w:w="0"/>
+        <w:tblLayout w:type="fixed"/>
+        <w:tblLook w:firstColumn="1" w:firstRow="1" w:lastColumn="0" w:lastRow="0" w:noHBand="0" w:noVBand="1" w:val="04A0"/>
+      </w:tblPr>
+      <w:tblGrid>
+        <w:gridCol w:w="9638"/>
+      </w:tblGrid>
+      <w:tr>
+        <w:tc>
+          <w:tcPr>
+            <w:tcW w:type="dxa" w:w="9638"/>
+            <w:shd w:val="clear" w:color="auto" w:fill="F8FBFF"/>
+            <w:tcBorders>
+              <w:top w:val="single" w:sz="8" w:space="0" w:color="D7E2F5"/>
+              <w:left w:val="single" w:sz="8" w:space="0" w:color="D7E2F5"/>
+              <w:bottom w:val="single" w:sz="8" w:space="0" w:color="D7E2F5"/>
+              <w:right w:val="single" w:sz="8" w:space="0" w:color="D7E2F5"/>
+            </w:tcBorders>
+            <w:tcMar>
+              <w:top w:w="140" w:type="dxa"/>
+              <w:left w:w="140" w:type="dxa"/>
+              <w:bottom w:w="140" w:type="dxa"/>
+              <w:right w:w="140" w:type="dxa"/>
+            </w:tcMar>
+          </w:tcPr>
+          <w:p>
+            <w:pPr>
+              <w:spacing w:after="20" w:line="312" w:lineRule="auto"/>
+            </w:pPr>
+            <w:r/>
+            <w:r>
+              <w:rPr>
+                <w:rFonts w:ascii="맑은 고딕" w:hAnsi="맑은 고딕" w:eastAsia="맑은 고딕"/>
+                <w:b/>
+                <w:sz w:val="20"/>
+              </w:rPr>
+              <w:t>② 관찰한 것을 고칠 것으로 바꾸기 (짝 활동이 끝난 뒤)</w:t>
+            </w:r>
+          </w:p>
+          <w:p>
+            <w:pPr>
+              <w:spacing w:after="20" w:line="312" w:lineRule="auto"/>
+            </w:pPr>
+            <w:r>
+              <w:rPr>
+                <w:rFonts w:ascii="맑은 고딕" w:hAnsi="맑은 고딕" w:eastAsia="맑은 고딕"/>
+                <w:sz w:val="20"/>
+              </w:rPr>
+              <w:t>친구가 내 앱을 써 봤는데 이랬어.</w:t>
+            </w:r>
+          </w:p>
+          <w:p>
+            <w:pPr>
+              <w:spacing w:after="20" w:line="312" w:lineRule="auto"/>
+            </w:pPr>
+            <w:r>
+              <w:rPr>
+                <w:rFonts w:ascii="맑은 고딕" w:hAnsi="맑은 고딕" w:eastAsia="맑은 고딕"/>
+                <w:sz w:val="20"/>
+              </w:rPr>
+            </w:r>
+          </w:p>
+          <w:p>
+            <w:pPr>
+              <w:spacing w:after="20" w:line="312" w:lineRule="auto"/>
+            </w:pPr>
+            <w:r>
+              <w:rPr>
+                <w:rFonts w:ascii="맑은 고딕" w:hAnsi="맑은 고딕" w:eastAsia="맑은 고딕"/>
+                <w:sz w:val="20"/>
+              </w:rPr>
+              <w:t>[관찰한 것]</w:t>
+            </w:r>
+          </w:p>
+          <w:p>
+            <w:pPr>
+              <w:spacing w:after="20" w:line="312" w:lineRule="auto"/>
+            </w:pPr>
+            <w:r>
+              <w:rPr>
+                <w:rFonts w:ascii="맑은 고딕" w:hAnsi="맑은 고딕" w:eastAsia="맑은 고딕"/>
+                <w:sz w:val="20"/>
+              </w:rPr>
+              <w:t>(짝이 처음 누른 것 / 멈칫한 곳 / 잘못 누른 곳을 적어서 붙여넣기)</w:t>
+            </w:r>
+          </w:p>
+          <w:p>
+            <w:pPr>
+              <w:spacing w:after="20" w:line="312" w:lineRule="auto"/>
+            </w:pPr>
+            <w:r>
+              <w:rPr>
+                <w:rFonts w:ascii="맑은 고딕" w:hAnsi="맑은 고딕" w:eastAsia="맑은 고딕"/>
+                <w:sz w:val="20"/>
+              </w:rPr>
+            </w:r>
+          </w:p>
+          <w:p>
+            <w:pPr>
+              <w:spacing w:after="20" w:line="312" w:lineRule="auto"/>
+            </w:pPr>
+            <w:r>
+              <w:rPr>
+                <w:rFonts w:ascii="맑은 고딕" w:hAnsi="맑은 고딕" w:eastAsia="맑은 고딕"/>
+                <w:sz w:val="20"/>
+              </w:rPr>
+              <w:t>이걸 고치려면 어디를 어떻게 바꿔야 할지 세 가지만 알려 줘. 코드는 아직 쓰지 마.</w:t>
+            </w:r>
+          </w:p>
+        </w:tc>
+      </w:tr>
+    </w:tbl>
+    <w:p>
+      <w:pPr>
+        <w:spacing w:after="40"/>
+      </w:pPr>
+    </w:p>
+    <w:tbl>
+      <w:tblPr>
+        <w:tblW w:type="auto" w:w="0"/>
+        <w:tblLayout w:type="fixed"/>
+        <w:tblLook w:firstColumn="1" w:firstRow="1" w:lastColumn="0" w:lastRow="0" w:noHBand="0" w:noVBand="1" w:val="04A0"/>
+      </w:tblPr>
+      <w:tblGrid>
+        <w:gridCol w:w="9638"/>
+      </w:tblGrid>
+      <w:tr>
+        <w:tc>
+          <w:tcPr>
+            <w:tcW w:type="dxa" w:w="9638"/>
+            <w:shd w:val="clear" w:color="auto" w:fill="F8FBFF"/>
+            <w:tcBorders>
+              <w:top w:val="single" w:sz="8" w:space="0" w:color="D7E2F5"/>
+              <w:left w:val="single" w:sz="8" w:space="0" w:color="D7E2F5"/>
+              <w:bottom w:val="single" w:sz="8" w:space="0" w:color="D7E2F5"/>
+              <w:right w:val="single" w:sz="8" w:space="0" w:color="D7E2F5"/>
+            </w:tcBorders>
+            <w:tcMar>
+              <w:top w:w="140" w:type="dxa"/>
+              <w:left w:w="140" w:type="dxa"/>
+              <w:bottom w:w="140" w:type="dxa"/>
+              <w:right w:w="140" w:type="dxa"/>
+            </w:tcMar>
+          </w:tcPr>
+          <w:p>
+            <w:pPr>
+              <w:spacing w:after="20" w:line="312" w:lineRule="auto"/>
+            </w:pPr>
+            <w:r/>
+            <w:r>
+              <w:rPr>
+                <w:rFonts w:ascii="맑은 고딕" w:hAnsi="맑은 고딕" w:eastAsia="맑은 고딕"/>
+                <w:b/>
+                <w:sz w:val="20"/>
+              </w:rPr>
+              <w:t>③ 한 가지만 고치기</w:t>
+            </w:r>
+          </w:p>
+          <w:p>
+            <w:pPr>
+              <w:spacing w:after="20" w:line="312" w:lineRule="auto"/>
+            </w:pPr>
+            <w:r>
+              <w:rPr>
+                <w:rFonts w:ascii="맑은 고딕" w:hAnsi="맑은 고딕" w:eastAsia="맑은 고딕"/>
+                <w:sz w:val="20"/>
+              </w:rPr>
+              <w:t>세 가지 중에서 [무엇]만 고쳐 줘. 나머지는 그대로 두고, 고친 코드를 보여 줘.</w:t>
+            </w:r>
+          </w:p>
+        </w:tc>
+      </w:tr>
+    </w:tbl>
+    <w:p>
+      <w:pPr>
+        <w:spacing w:after="40"/>
+      </w:pPr>
+    </w:p>
     <w:p>
       <w:pPr>
         <w:spacing w:before="0" w:after="40"/>
@@ -6929,7 +8836,37 @@
           <w:color w:val="9AA4B2"/>
           <w:sz w:val="18"/>
         </w:rPr>
-        <w:t>→ 고쳐야 할 것:</w:t>
+        <w:t>AI가 알려 준 고칠 것 3가지:</w:t>
+      </w:r>
+    </w:p>
+    <w:p>
+      <w:pPr>
+        <w:spacing w:before="0" w:after="0"/>
+        <w:ind w:left="170"/>
+      </w:pPr>
+      <w:r>
+        <w:rPr>
+          <w:rFonts w:ascii="맑은 고딕" w:hAnsi="맑은 고딕" w:eastAsia="맑은 고딕"/>
+          <w:b w:val="0"/>
+          <w:color w:val="9AA4B2"/>
+          <w:sz w:val="18"/>
+        </w:rPr>
+        <w:t xml:space="preserve"> </w:t>
+      </w:r>
+    </w:p>
+    <w:p>
+      <w:pPr>
+        <w:spacing w:before="0" w:after="0"/>
+        <w:ind w:left="170"/>
+      </w:pPr>
+      <w:r>
+        <w:rPr>
+          <w:rFonts w:ascii="맑은 고딕" w:hAnsi="맑은 고딕" w:eastAsia="맑은 고딕"/>
+          <w:b w:val="0"/>
+          <w:color w:val="9AA4B2"/>
+          <w:sz w:val="18"/>
+        </w:rPr>
+        <w:t>그중 실제로 고친 것:</w:t>
       </w:r>
     </w:p>
     <w:tbl>
@@ -6943,7 +8880,7 @@
       </w:tblGrid>
       <w:tr>
         <w:trPr>
-          <w:trHeight w:hRule="atLeast" w:val="3061"/>
+          <w:trHeight w:hRule="atLeast" w:val="2665"/>
         </w:trPr>
         <w:tc>
           <w:tcPr>
@@ -7024,6 +8961,34 @@
           <w:sz w:val="20"/>
         </w:rPr>
         <w:t>☐  고칠 것을 1개 이상 정했다</w:t>
+      </w:r>
+    </w:p>
+    <w:p>
+      <w:pPr>
+        <w:spacing w:before="0" w:after="20"/>
+        <w:ind w:left="170"/>
+      </w:pPr>
+      <w:r>
+        <w:rPr>
+          <w:rFonts w:ascii="맑은 고딕" w:hAnsi="맑은 고딕" w:eastAsia="맑은 고딕"/>
+          <w:b w:val="0"/>
+          <w:sz w:val="20"/>
+        </w:rPr>
+        <w:t>☐  관찰한 것을 AI에게 주고 고칠 것을 받았다</w:t>
+      </w:r>
+    </w:p>
+    <w:p>
+      <w:pPr>
+        <w:spacing w:before="0" w:after="20"/>
+        <w:ind w:left="170"/>
+      </w:pPr>
+      <w:r>
+        <w:rPr>
+          <w:rFonts w:ascii="맑은 고딕" w:hAnsi="맑은 고딕" w:eastAsia="맑은 고딕"/>
+          <w:b w:val="0"/>
+          <w:sz w:val="20"/>
+        </w:rPr>
+        <w:t>☐  그중 한 가지를 골라 고쳤다</w:t>
       </w:r>
     </w:p>
     <w:p>
@@ -7104,6 +9069,115 @@
                 <w:sz w:val="20"/>
               </w:rPr>
               <w:t>※ 이 스텝에서는 AI를 쓰지 않습니다. 내 머리와 내 손으로 합니다.</w:t>
+            </w:r>
+          </w:p>
+        </w:tc>
+      </w:tr>
+    </w:tbl>
+    <w:p>
+      <w:pPr>
+        <w:spacing w:after="40"/>
+      </w:pPr>
+    </w:p>
+    <w:tbl>
+      <w:tblPr>
+        <w:tblW w:type="auto" w:w="0"/>
+        <w:tblLayout w:type="fixed"/>
+        <w:tblLook w:firstColumn="1" w:firstRow="1" w:lastColumn="0" w:lastRow="0" w:noHBand="0" w:noVBand="1" w:val="04A0"/>
+      </w:tblPr>
+      <w:tblGrid>
+        <w:gridCol w:w="9638"/>
+      </w:tblGrid>
+      <w:tr>
+        <w:tc>
+          <w:tcPr>
+            <w:tcW w:type="dxa" w:w="9638"/>
+            <w:shd w:val="clear" w:color="auto" w:fill="FBFCFF"/>
+            <w:tcBorders>
+              <w:top w:val="single" w:sz="8" w:space="0" w:color="C9D6EC"/>
+              <w:left w:val="single" w:sz="8" w:space="0" w:color="C9D6EC"/>
+              <w:bottom w:val="single" w:sz="8" w:space="0" w:color="C9D6EC"/>
+              <w:right w:val="single" w:sz="8" w:space="0" w:color="C9D6EC"/>
+            </w:tcBorders>
+            <w:tcMar>
+              <w:top w:w="140" w:type="dxa"/>
+              <w:left w:w="140" w:type="dxa"/>
+              <w:bottom w:w="140" w:type="dxa"/>
+              <w:right w:w="140" w:type="dxa"/>
+            </w:tcMar>
+          </w:tcPr>
+          <w:p>
+            <w:pPr>
+              <w:spacing w:after="20" w:line="312" w:lineRule="auto"/>
+            </w:pPr>
+            <w:r/>
+            <w:r>
+              <w:rPr>
+                <w:rFonts w:ascii="맑은 고딕" w:hAnsi="맑은 고딕" w:eastAsia="맑은 고딕"/>
+                <w:b/>
+                <w:sz w:val="22"/>
+              </w:rPr>
+              <w:t>마무리 점검 (AI 없이)</w:t>
+            </w:r>
+          </w:p>
+          <w:p>
+            <w:pPr>
+              <w:spacing w:after="20" w:line="312" w:lineRule="auto"/>
+            </w:pPr>
+            <w:r>
+              <w:rPr>
+                <w:rFonts w:ascii="맑은 고딕" w:hAnsi="맑은 고딕" w:eastAsia="맑은 고딕"/>
+                <w:sz w:val="22"/>
+              </w:rPr>
+              <w:t>① 화면 문구가 우리 반에서 쓰는 말인가</w:t>
+            </w:r>
+          </w:p>
+          <w:p>
+            <w:pPr>
+              <w:spacing w:after="20" w:line="312" w:lineRule="auto"/>
+            </w:pPr>
+            <w:r>
+              <w:rPr>
+                <w:rFonts w:ascii="맑은 고딕" w:hAnsi="맑은 고딕" w:eastAsia="맑은 고딕"/>
+                <w:sz w:val="22"/>
+              </w:rPr>
+              <w:t>② 짝이 멈칫한 곳을 고쳤는가</w:t>
+            </w:r>
+          </w:p>
+          <w:p>
+            <w:pPr>
+              <w:spacing w:after="20" w:line="312" w:lineRule="auto"/>
+            </w:pPr>
+            <w:r>
+              <w:rPr>
+                <w:rFonts w:ascii="맑은 고딕" w:hAnsi="맑은 고딕" w:eastAsia="맑은 고딕"/>
+                <w:sz w:val="22"/>
+              </w:rPr>
+              <w:t>③ 실제로 쓸 이름·항목이 들어갔는가 (시험용 이름은 [학생1])</w:t>
+            </w:r>
+          </w:p>
+          <w:p>
+            <w:pPr>
+              <w:spacing w:after="20" w:line="312" w:lineRule="auto"/>
+            </w:pPr>
+            <w:r>
+              <w:rPr>
+                <w:rFonts w:ascii="맑은 고딕" w:hAnsi="맑은 고딕" w:eastAsia="맑은 고딕"/>
+                <w:sz w:val="22"/>
+              </w:rPr>
+              <w:t>④ 파일이나 링크로 저장했는가</w:t>
+            </w:r>
+          </w:p>
+          <w:p>
+            <w:pPr>
+              <w:spacing w:after="20" w:line="312" w:lineRule="auto"/>
+            </w:pPr>
+            <w:r>
+              <w:rPr>
+                <w:rFonts w:ascii="맑은 고딕" w:hAnsi="맑은 고딕" w:eastAsia="맑은 고딕"/>
+                <w:sz w:val="22"/>
+              </w:rPr>
+              <w:t>⑤ 저장한 것을 닫았다가 다시 열어 봤는가</w:t>
             </w:r>
           </w:p>
         </w:tc>
